--- a/docs/craft-vs-krb-credd-comparison.docx
+++ b/docs/craft-vs-krb-credd-comparison.docx
@@ -1174,7 +1174,7 @@
         <w:t xml:space="preserve">One secret on one machine.</w:t>
       </w:r>
       <w:r>
-        <w:t xml:space="preserve"> Compute nodes never contact AD for tickets. Since 2.3.0 it also has CRAFT-style safety controls: cache validation, a kill switch, a system-account floor, a failure cooldown and no core dumps.</w:t>
+        <w:t xml:space="preserve"> Jobs on compute nodes never ask AD for tickets; the nodes reach AD only through SSSD, for user lookups. Since 2.3.0 it also has CRAFT-style safety controls: cache validation, a kill switch, a system-account floor, a failure cooldown and no core dumps.</w:t>
       </w:r>
     </w:p>
     <w:p>
